--- a/Docs/Nowakowski_sprawozdaniev1.docx
+++ b/Docs/Nowakowski_sprawozdaniev1.docx
@@ -1,6 +1,6 @@
 
 <file path=word/document.xml><?xml version="1.0" encoding="utf-8"?>
-<w:document xmlns:wpc="http://schemas.microsoft.com/office/word/2010/wordprocessingCanvas" xmlns:cx="http://schemas.microsoft.com/office/drawing/2014/chartex" xmlns:cx1="http://schemas.microsoft.com/office/drawing/2015/9/8/chartex" xmlns:cx2="http://schemas.microsoft.com/office/drawing/2015/10/21/chartex" xmlns:cx3="http://schemas.microsoft.com/office/drawing/2016/5/9/chartex" xmlns:cx4="http://schemas.microsoft.com/office/drawing/2016/5/10/chartex" xmlns:cx5="http://schemas.microsoft.com/office/drawing/2016/5/11/chartex" xmlns:cx6="http://schemas.microsoft.com/office/drawing/2016/5/12/chartex" xmlns:cx7="http://schemas.microsoft.com/office/drawing/2016/5/13/chartex" xmlns:cx8="http://schemas.microsoft.com/office/drawing/2016/5/14/chartex" xmlns:mc="http://schemas.openxmlformats.org/markup-compatibility/2006" xmlns:aink="http://schemas.microsoft.com/office/drawing/2016/ink" xmlns:am3d="http://schemas.microsoft.com/office/drawing/2017/model3d" xmlns:o="urn:schemas-microsoft-com:office:office" xmlns:oel="http://schemas.microsoft.com/office/2019/extlst" xmlns:r="http://schemas.openxmlformats.org/officeDocument/2006/relationships" xmlns:m="http://schemas.openxmlformats.org/officeDocument/2006/math" xmlns:v="urn:schemas-microsoft-com:vml" xmlns:wp14="http://schemas.microsoft.com/office/word/2010/wordprocessingDrawing" xmlns:wp="http://schemas.openxmlformats.org/drawingml/2006/wordprocessingDrawing" xmlns:w10="urn:schemas-microsoft-com:office:word" xmlns:w="http://schemas.openxmlformats.org/wordprocessingml/2006/main" xmlns:w14="http://schemas.microsoft.com/office/word/2010/wordml" xmlns:w15="http://schemas.microsoft.com/office/word/2012/wordml" xmlns:w16cex="http://schemas.microsoft.com/office/word/2018/wordml/cex" xmlns:w16cid="http://schemas.microsoft.com/office/word/2016/wordml/cid" xmlns:w16="http://schemas.microsoft.com/office/word/2018/wordml" xmlns:w16du="http://schemas.microsoft.com/office/word/2023/wordml/word16du" xmlns:w16sdtdh="http://schemas.microsoft.com/office/word/2020/wordml/sdtdatahash" xmlns:w16se="http://schemas.microsoft.com/office/word/2015/wordml/symex" xmlns:wpg="http://schemas.microsoft.com/office/word/2010/wordprocessingGroup" xmlns:wpi="http://schemas.microsoft.com/office/word/2010/wordprocessingInk" xmlns:wne="http://schemas.microsoft.com/office/word/2006/wordml" xmlns:wps="http://schemas.microsoft.com/office/word/2010/wordprocessingShape" mc:Ignorable="w14 w15 w16se w16cid w16 w16cex w16sdtdh w16du wp14">
+<w:document xmlns:wpc="http://schemas.microsoft.com/office/word/2010/wordprocessingCanvas" xmlns:cx="http://schemas.microsoft.com/office/drawing/2014/chartex" xmlns:cx1="http://schemas.microsoft.com/office/drawing/2015/9/8/chartex" xmlns:mc="http://schemas.openxmlformats.org/markup-compatibility/2006" xmlns:o="urn:schemas-microsoft-com:office:office" xmlns:r="http://schemas.openxmlformats.org/officeDocument/2006/relationships" xmlns:m="http://schemas.openxmlformats.org/officeDocument/2006/math" xmlns:v="urn:schemas-microsoft-com:vml" xmlns:wp14="http://schemas.microsoft.com/office/word/2010/wordprocessingDrawing" xmlns:wp="http://schemas.openxmlformats.org/drawingml/2006/wordprocessingDrawing" xmlns:w10="urn:schemas-microsoft-com:office:word" xmlns:w="http://schemas.openxmlformats.org/wordprocessingml/2006/main" xmlns:w14="http://schemas.microsoft.com/office/word/2010/wordml" xmlns:w15="http://schemas.microsoft.com/office/word/2012/wordml" xmlns:w16se="http://schemas.microsoft.com/office/word/2015/wordml/symex" xmlns:wpg="http://schemas.microsoft.com/office/word/2010/wordprocessingGroup" xmlns:wpi="http://schemas.microsoft.com/office/word/2010/wordprocessingInk" xmlns:wne="http://schemas.microsoft.com/office/word/2006/wordml" xmlns:wps="http://schemas.microsoft.com/office/word/2010/wordprocessingShape" mc:Ignorable="w14 w15 w16se wp14">
   <w:body>
     <w:p>
       <w:pPr>
@@ -21,28 +21,9 @@
         <w:t>Nowakowski Sprawozdanie Lab6</w:t>
       </w:r>
     </w:p>
-    <w:p>
-      <w:pPr>
-        <w:rPr>
-          <w:b/>
-          <w:bCs/>
-          <w:sz w:val="32"/>
-          <w:szCs w:val="32"/>
-        </w:rPr>
-      </w:pPr>
-      <w:r>
-        <w:rPr>
-          <w:b/>
-          <w:bCs/>
-          <w:sz w:val="32"/>
-          <w:szCs w:val="32"/>
-        </w:rPr>
-        <w:t>Część z EF:</w:t>
-      </w:r>
-    </w:p>
     <w:sdt>
       <w:sdtPr>
-        <w:id w:val="-1071501938"/>
+        <w:id w:val="920222091"/>
         <w:docPartObj>
           <w:docPartGallery w:val="Table of Contents"/>
           <w:docPartUnique/>
@@ -77,7 +58,11 @@
               <w:tab w:val="right" w:leader="dot" w:pos="9062"/>
             </w:tabs>
             <w:rPr>
+              <w:rFonts w:eastAsiaTheme="minorEastAsia"/>
               <w:noProof/>
+              <w:kern w:val="0"/>
+              <w:lang w:eastAsia="pl-PL"/>
+              <w14:ligatures w14:val="none"/>
             </w:rPr>
           </w:pPr>
           <w:r>
@@ -89,13 +74,13 @@
           <w:r>
             <w:fldChar w:fldCharType="separate"/>
           </w:r>
-          <w:hyperlink w:anchor="_Toc162434250" w:history="1">
+          <w:hyperlink w:anchor="_Toc162462488" w:history="1">
             <w:r>
               <w:rPr>
                 <w:rStyle w:val="Hipercze"/>
                 <w:noProof/>
               </w:rPr>
-              <w:t>Testowanie ProductService:</w:t>
+              <w:t>Część z EF:</w:t>
             </w:r>
             <w:r>
               <w:rPr>
@@ -116,7 +101,7 @@
                 <w:noProof/>
                 <w:webHidden/>
               </w:rPr>
-              <w:instrText xml:space="preserve"> PAGEREF _Toc162434250 \h </w:instrText>
+              <w:instrText xml:space="preserve"> PAGEREF _Toc162462488 \h </w:instrText>
             </w:r>
             <w:r>
               <w:rPr>
@@ -137,6 +122,78 @@
                 <w:webHidden/>
               </w:rPr>
               <w:t>1</w:t>
+            </w:r>
+            <w:r>
+              <w:rPr>
+                <w:noProof/>
+                <w:webHidden/>
+              </w:rPr>
+              <w:fldChar w:fldCharType="end"/>
+            </w:r>
+          </w:hyperlink>
+        </w:p>
+        <w:p>
+          <w:pPr>
+            <w:pStyle w:val="Spistreci1"/>
+            <w:tabs>
+              <w:tab w:val="right" w:leader="dot" w:pos="9062"/>
+            </w:tabs>
+            <w:rPr>
+              <w:rFonts w:eastAsiaTheme="minorEastAsia"/>
+              <w:noProof/>
+              <w:kern w:val="0"/>
+              <w:lang w:eastAsia="pl-PL"/>
+              <w14:ligatures w14:val="none"/>
+            </w:rPr>
+          </w:pPr>
+          <w:hyperlink w:anchor="_Toc162462489" w:history="1">
+            <w:r>
+              <w:rPr>
+                <w:rStyle w:val="Hipercze"/>
+                <w:noProof/>
+              </w:rPr>
+              <w:t>Testowanie ProductService EF:</w:t>
+            </w:r>
+            <w:r>
+              <w:rPr>
+                <w:noProof/>
+                <w:webHidden/>
+              </w:rPr>
+              <w:tab/>
+            </w:r>
+            <w:r>
+              <w:rPr>
+                <w:noProof/>
+                <w:webHidden/>
+              </w:rPr>
+              <w:fldChar w:fldCharType="begin"/>
+            </w:r>
+            <w:r>
+              <w:rPr>
+                <w:noProof/>
+                <w:webHidden/>
+              </w:rPr>
+              <w:instrText xml:space="preserve"> PAGEREF _Toc162462489 \h </w:instrText>
+            </w:r>
+            <w:r>
+              <w:rPr>
+                <w:noProof/>
+                <w:webHidden/>
+              </w:rPr>
+            </w:r>
+            <w:r>
+              <w:rPr>
+                <w:noProof/>
+                <w:webHidden/>
+              </w:rPr>
+              <w:fldChar w:fldCharType="separate"/>
+            </w:r>
+            <w:r>
+              <w:rPr>
+                <w:noProof/>
+                <w:webHidden/>
+              </w:rPr>
+              <w:t>2</w:t>
             </w:r>
             <w:r>
               <w:rPr>
@@ -154,10 +211,14 @@
               <w:tab w:val="right" w:leader="dot" w:pos="9062"/>
             </w:tabs>
             <w:rPr>
+              <w:rFonts w:eastAsiaTheme="minorEastAsia"/>
               <w:noProof/>
+              <w:kern w:val="0"/>
+              <w:lang w:eastAsia="pl-PL"/>
+              <w14:ligatures w14:val="none"/>
             </w:rPr>
           </w:pPr>
-          <w:hyperlink w:anchor="_Toc162434251" w:history="1">
+          <w:hyperlink w:anchor="_Toc162462490" w:history="1">
             <w:r>
               <w:rPr>
                 <w:rStyle w:val="Hipercze"/>
@@ -184,7 +245,7 @@
                 <w:noProof/>
                 <w:webHidden/>
               </w:rPr>
-              <w:instrText xml:space="preserve"> PAGEREF _Toc162434251 \h </w:instrText>
+              <w:instrText xml:space="preserve"> PAGEREF _Toc162462490 \h </w:instrText>
             </w:r>
             <w:r>
               <w:rPr>
@@ -204,7 +265,7 @@
                 <w:noProof/>
                 <w:webHidden/>
               </w:rPr>
-              <w:t>1</w:t>
+              <w:t>2</w:t>
             </w:r>
             <w:r>
               <w:rPr>
@@ -222,10 +283,14 @@
               <w:tab w:val="right" w:leader="dot" w:pos="9062"/>
             </w:tabs>
             <w:rPr>
+              <w:rFonts w:eastAsiaTheme="minorEastAsia"/>
               <w:noProof/>
+              <w:kern w:val="0"/>
+              <w:lang w:eastAsia="pl-PL"/>
+              <w14:ligatures w14:val="none"/>
             </w:rPr>
           </w:pPr>
-          <w:hyperlink w:anchor="_Toc162434252" w:history="1">
+          <w:hyperlink w:anchor="_Toc162462491" w:history="1">
             <w:r>
               <w:rPr>
                 <w:rStyle w:val="Hipercze"/>
@@ -252,7 +317,7 @@
                 <w:noProof/>
                 <w:webHidden/>
               </w:rPr>
-              <w:instrText xml:space="preserve"> PAGEREF _Toc162434252 \h </w:instrText>
+              <w:instrText xml:space="preserve"> PAGEREF _Toc162462491 \h </w:instrText>
             </w:r>
             <w:r>
               <w:rPr>
@@ -272,7 +337,7 @@
                 <w:noProof/>
                 <w:webHidden/>
               </w:rPr>
-              <w:t>2</w:t>
+              <w:t>3</w:t>
             </w:r>
             <w:r>
               <w:rPr>
@@ -290,10 +355,14 @@
               <w:tab w:val="right" w:leader="dot" w:pos="9062"/>
             </w:tabs>
             <w:rPr>
+              <w:rFonts w:eastAsiaTheme="minorEastAsia"/>
               <w:noProof/>
+              <w:kern w:val="0"/>
+              <w:lang w:eastAsia="pl-PL"/>
+              <w14:ligatures w14:val="none"/>
             </w:rPr>
           </w:pPr>
-          <w:hyperlink w:anchor="_Toc162434253" w:history="1">
+          <w:hyperlink w:anchor="_Toc162462492" w:history="1">
             <w:r>
               <w:rPr>
                 <w:rStyle w:val="Hipercze"/>
@@ -320,7 +389,7 @@
                 <w:noProof/>
                 <w:webHidden/>
               </w:rPr>
-              <w:instrText xml:space="preserve"> PAGEREF _Toc162434253 \h </w:instrText>
+              <w:instrText xml:space="preserve"> PAGEREF _Toc162462492 \h </w:instrText>
             </w:r>
             <w:r>
               <w:rPr>
@@ -340,7 +409,7 @@
                 <w:noProof/>
                 <w:webHidden/>
               </w:rPr>
-              <w:t>4</w:t>
+              <w:t>5</w:t>
             </w:r>
             <w:r>
               <w:rPr>
@@ -358,10 +427,14 @@
               <w:tab w:val="right" w:leader="dot" w:pos="9062"/>
             </w:tabs>
             <w:rPr>
+              <w:rFonts w:eastAsiaTheme="minorEastAsia"/>
               <w:noProof/>
+              <w:kern w:val="0"/>
+              <w:lang w:eastAsia="pl-PL"/>
+              <w14:ligatures w14:val="none"/>
             </w:rPr>
           </w:pPr>
-          <w:hyperlink w:anchor="_Toc162434254" w:history="1">
+          <w:hyperlink w:anchor="_Toc162462493" w:history="1">
             <w:r>
               <w:rPr>
                 <w:rStyle w:val="Hipercze"/>
@@ -388,7 +461,7 @@
                 <w:noProof/>
                 <w:webHidden/>
               </w:rPr>
-              <w:instrText xml:space="preserve"> PAGEREF _Toc162434254 \h </w:instrText>
+              <w:instrText xml:space="preserve"> PAGEREF _Toc162462493 \h </w:instrText>
             </w:r>
             <w:r>
               <w:rPr>
@@ -408,7 +481,7 @@
                 <w:noProof/>
                 <w:webHidden/>
               </w:rPr>
-              <w:t>6</w:t>
+              <w:t>7</w:t>
             </w:r>
             <w:r>
               <w:rPr>
@@ -426,16 +499,20 @@
               <w:tab w:val="right" w:leader="dot" w:pos="9062"/>
             </w:tabs>
             <w:rPr>
+              <w:rFonts w:eastAsiaTheme="minorEastAsia"/>
               <w:noProof/>
+              <w:kern w:val="0"/>
+              <w:lang w:eastAsia="pl-PL"/>
+              <w14:ligatures w14:val="none"/>
             </w:rPr>
           </w:pPr>
-          <w:hyperlink w:anchor="_Toc162434255" w:history="1">
+          <w:hyperlink w:anchor="_Toc162462494" w:history="1">
             <w:r>
               <w:rPr>
                 <w:rStyle w:val="Hipercze"/>
                 <w:noProof/>
               </w:rPr>
-              <w:t>Testowanie Basket Service</w:t>
+              <w:t>Testowanie Basket Service EF</w:t>
             </w:r>
             <w:r>
               <w:rPr>
@@ -456,7 +533,7 @@
                 <w:noProof/>
                 <w:webHidden/>
               </w:rPr>
-              <w:instrText xml:space="preserve"> PAGEREF _Toc162434255 \h </w:instrText>
+              <w:instrText xml:space="preserve"> PAGEREF _Toc162462494 \h </w:instrText>
             </w:r>
             <w:r>
               <w:rPr>
@@ -476,7 +553,7 @@
                 <w:noProof/>
                 <w:webHidden/>
               </w:rPr>
-              <w:t>7</w:t>
+              <w:t>8</w:t>
             </w:r>
             <w:r>
               <w:rPr>
@@ -495,10 +572,14 @@
               <w:tab w:val="right" w:leader="dot" w:pos="9062"/>
             </w:tabs>
             <w:rPr>
+              <w:rFonts w:eastAsiaTheme="minorEastAsia"/>
               <w:noProof/>
+              <w:kern w:val="0"/>
+              <w:lang w:eastAsia="pl-PL"/>
+              <w14:ligatures w14:val="none"/>
             </w:rPr>
           </w:pPr>
-          <w:hyperlink w:anchor="_Toc162434256" w:history="1">
+          <w:hyperlink w:anchor="_Toc162462495" w:history="1">
             <w:r>
               <w:rPr>
                 <w:rStyle w:val="Hipercze"/>
@@ -508,7 +589,11 @@
             </w:r>
             <w:r>
               <w:rPr>
-                <w:noProof/>
+                <w:rFonts w:eastAsiaTheme="minorEastAsia"/>
+                <w:noProof/>
+                <w:kern w:val="0"/>
+                <w:lang w:eastAsia="pl-PL"/>
+                <w14:ligatures w14:val="none"/>
               </w:rPr>
               <w:tab/>
             </w:r>
@@ -538,7 +623,7 @@
                 <w:noProof/>
                 <w:webHidden/>
               </w:rPr>
-              <w:instrText xml:space="preserve"> PAGEREF _Toc162434256 \h </w:instrText>
+              <w:instrText xml:space="preserve"> PAGEREF _Toc162462495 \h </w:instrText>
             </w:r>
             <w:r>
               <w:rPr>
@@ -558,7 +643,7 @@
                 <w:noProof/>
                 <w:webHidden/>
               </w:rPr>
-              <w:t>7</w:t>
+              <w:t>8</w:t>
             </w:r>
             <w:r>
               <w:rPr>
@@ -577,10 +662,14 @@
               <w:tab w:val="right" w:leader="dot" w:pos="9062"/>
             </w:tabs>
             <w:rPr>
+              <w:rFonts w:eastAsiaTheme="minorEastAsia"/>
               <w:noProof/>
+              <w:kern w:val="0"/>
+              <w:lang w:eastAsia="pl-PL"/>
+              <w14:ligatures w14:val="none"/>
             </w:rPr>
           </w:pPr>
-          <w:hyperlink w:anchor="_Toc162434257" w:history="1">
+          <w:hyperlink w:anchor="_Toc162462496" w:history="1">
             <w:r>
               <w:rPr>
                 <w:rStyle w:val="Hipercze"/>
@@ -590,7 +679,11 @@
             </w:r>
             <w:r>
               <w:rPr>
-                <w:noProof/>
+                <w:rFonts w:eastAsiaTheme="minorEastAsia"/>
+                <w:noProof/>
+                <w:kern w:val="0"/>
+                <w:lang w:eastAsia="pl-PL"/>
+                <w14:ligatures w14:val="none"/>
               </w:rPr>
               <w:tab/>
             </w:r>
@@ -620,7 +713,7 @@
                 <w:noProof/>
                 <w:webHidden/>
               </w:rPr>
-              <w:instrText xml:space="preserve"> PAGEREF _Toc162434257 \h </w:instrText>
+              <w:instrText xml:space="preserve"> PAGEREF _Toc162462496 \h </w:instrText>
             </w:r>
             <w:r>
               <w:rPr>
@@ -640,7 +733,7 @@
                 <w:noProof/>
                 <w:webHidden/>
               </w:rPr>
-              <w:t>8</w:t>
+              <w:t>9</w:t>
             </w:r>
             <w:r>
               <w:rPr>
@@ -659,10 +752,14 @@
               <w:tab w:val="right" w:leader="dot" w:pos="9062"/>
             </w:tabs>
             <w:rPr>
+              <w:rFonts w:eastAsiaTheme="minorEastAsia"/>
               <w:noProof/>
+              <w:kern w:val="0"/>
+              <w:lang w:eastAsia="pl-PL"/>
+              <w14:ligatures w14:val="none"/>
             </w:rPr>
           </w:pPr>
-          <w:hyperlink w:anchor="_Toc162434258" w:history="1">
+          <w:hyperlink w:anchor="_Toc162462497" w:history="1">
             <w:r>
               <w:rPr>
                 <w:rStyle w:val="Hipercze"/>
@@ -672,7 +769,11 @@
             </w:r>
             <w:r>
               <w:rPr>
-                <w:noProof/>
+                <w:rFonts w:eastAsiaTheme="minorEastAsia"/>
+                <w:noProof/>
+                <w:kern w:val="0"/>
+                <w:lang w:eastAsia="pl-PL"/>
+                <w14:ligatures w14:val="none"/>
               </w:rPr>
               <w:tab/>
             </w:r>
@@ -702,7 +803,7 @@
                 <w:noProof/>
                 <w:webHidden/>
               </w:rPr>
-              <w:instrText xml:space="preserve"> PAGEREF _Toc162434258 \h </w:instrText>
+              <w:instrText xml:space="preserve"> PAGEREF _Toc162462497 \h </w:instrText>
             </w:r>
             <w:r>
               <w:rPr>
@@ -722,7 +823,7 @@
                 <w:noProof/>
                 <w:webHidden/>
               </w:rPr>
-              <w:t>8</w:t>
+              <w:t>9</w:t>
             </w:r>
             <w:r>
               <w:rPr>
@@ -740,30 +841,164 @@
               <w:tab w:val="right" w:leader="dot" w:pos="9062"/>
             </w:tabs>
             <w:rPr>
+              <w:rFonts w:eastAsiaTheme="minorEastAsia"/>
               <w:noProof/>
+              <w:kern w:val="0"/>
+              <w:lang w:eastAsia="pl-PL"/>
+              <w14:ligatures w14:val="none"/>
             </w:rPr>
           </w:pPr>
-          <w:hyperlink w:anchor="_Toc162434259" w:history="1">
+          <w:hyperlink w:anchor="_Toc162462498" w:history="1">
             <w:r>
               <w:rPr>
                 <w:rStyle w:val="Hipercze"/>
                 <w:noProof/>
               </w:rPr>
-              <w:t>4.</w:t>
-            </w:r>
+              <w:t>4.Generowanie zamówienia:</w:t>
+            </w:r>
+            <w:r>
+              <w:rPr>
+                <w:noProof/>
+                <w:webHidden/>
+              </w:rPr>
+              <w:tab/>
+            </w:r>
+            <w:r>
+              <w:rPr>
+                <w:noProof/>
+                <w:webHidden/>
+              </w:rPr>
+              <w:fldChar w:fldCharType="begin"/>
+            </w:r>
+            <w:r>
+              <w:rPr>
+                <w:noProof/>
+                <w:webHidden/>
+              </w:rPr>
+              <w:instrText xml:space="preserve"> PAGEREF _Toc162462498 \h </w:instrText>
+            </w:r>
+            <w:r>
+              <w:rPr>
+                <w:noProof/>
+                <w:webHidden/>
+              </w:rPr>
+            </w:r>
+            <w:r>
+              <w:rPr>
+                <w:noProof/>
+                <w:webHidden/>
+              </w:rPr>
+              <w:fldChar w:fldCharType="separate"/>
+            </w:r>
+            <w:r>
+              <w:rPr>
+                <w:noProof/>
+                <w:webHidden/>
+              </w:rPr>
+              <w:t>10</w:t>
+            </w:r>
+            <w:r>
+              <w:rPr>
+                <w:noProof/>
+                <w:webHidden/>
+              </w:rPr>
+              <w:fldChar w:fldCharType="end"/>
+            </w:r>
+          </w:hyperlink>
+        </w:p>
+        <w:p>
+          <w:pPr>
+            <w:pStyle w:val="Spistreci1"/>
+            <w:tabs>
+              <w:tab w:val="right" w:leader="dot" w:pos="9062"/>
+            </w:tabs>
+            <w:rPr>
+              <w:rFonts w:eastAsiaTheme="minorEastAsia"/>
+              <w:noProof/>
+              <w:kern w:val="0"/>
+              <w:lang w:eastAsia="pl-PL"/>
+              <w14:ligatures w14:val="none"/>
+            </w:rPr>
+          </w:pPr>
+          <w:hyperlink w:anchor="_Toc162462499" w:history="1">
             <w:r>
               <w:rPr>
                 <w:rStyle w:val="Hipercze"/>
                 <w:noProof/>
               </w:rPr>
-              <w:t xml:space="preserve">     </w:t>
-            </w:r>
+              <w:t>Część z DB:</w:t>
+            </w:r>
+            <w:r>
+              <w:rPr>
+                <w:noProof/>
+                <w:webHidden/>
+              </w:rPr>
+              <w:tab/>
+            </w:r>
+            <w:r>
+              <w:rPr>
+                <w:noProof/>
+                <w:webHidden/>
+              </w:rPr>
+              <w:fldChar w:fldCharType="begin"/>
+            </w:r>
+            <w:r>
+              <w:rPr>
+                <w:noProof/>
+                <w:webHidden/>
+              </w:rPr>
+              <w:instrText xml:space="preserve"> PAGEREF _Toc162462499 \h </w:instrText>
+            </w:r>
+            <w:r>
+              <w:rPr>
+                <w:noProof/>
+                <w:webHidden/>
+              </w:rPr>
+            </w:r>
+            <w:r>
+              <w:rPr>
+                <w:noProof/>
+                <w:webHidden/>
+              </w:rPr>
+              <w:fldChar w:fldCharType="separate"/>
+            </w:r>
+            <w:r>
+              <w:rPr>
+                <w:noProof/>
+                <w:webHidden/>
+              </w:rPr>
+              <w:t>11</w:t>
+            </w:r>
+            <w:r>
+              <w:rPr>
+                <w:noProof/>
+                <w:webHidden/>
+              </w:rPr>
+              <w:fldChar w:fldCharType="end"/>
+            </w:r>
+          </w:hyperlink>
+        </w:p>
+        <w:p>
+          <w:pPr>
+            <w:pStyle w:val="Spistreci1"/>
+            <w:tabs>
+              <w:tab w:val="right" w:leader="dot" w:pos="9062"/>
+            </w:tabs>
+            <w:rPr>
+              <w:rFonts w:eastAsiaTheme="minorEastAsia"/>
+              <w:noProof/>
+              <w:kern w:val="0"/>
+              <w:lang w:eastAsia="pl-PL"/>
+              <w14:ligatures w14:val="none"/>
+            </w:rPr>
+          </w:pPr>
+          <w:hyperlink w:anchor="_Toc162462500" w:history="1">
             <w:r>
               <w:rPr>
                 <w:rStyle w:val="Hipercze"/>
                 <w:noProof/>
               </w:rPr>
-              <w:t>Generowanie zamówienia:</w:t>
+              <w:t>Testowanie ProductService DB:</w:t>
             </w:r>
             <w:r>
               <w:rPr>
@@ -784,7 +1019,7 @@
                 <w:noProof/>
                 <w:webHidden/>
               </w:rPr>
-              <w:instrText xml:space="preserve"> PAGEREF _Toc162434259 \h </w:instrText>
+              <w:instrText xml:space="preserve"> PAGEREF _Toc162462500 \h </w:instrText>
             </w:r>
             <w:r>
               <w:rPr>
@@ -804,7 +1039,709 @@
                 <w:noProof/>
                 <w:webHidden/>
               </w:rPr>
-              <w:t>9</w:t>
+              <w:t>12</w:t>
+            </w:r>
+            <w:r>
+              <w:rPr>
+                <w:noProof/>
+                <w:webHidden/>
+              </w:rPr>
+              <w:fldChar w:fldCharType="end"/>
+            </w:r>
+          </w:hyperlink>
+        </w:p>
+        <w:p>
+          <w:pPr>
+            <w:pStyle w:val="Spistreci2"/>
+            <w:tabs>
+              <w:tab w:val="right" w:leader="dot" w:pos="9062"/>
+            </w:tabs>
+            <w:rPr>
+              <w:rFonts w:eastAsiaTheme="minorEastAsia"/>
+              <w:noProof/>
+              <w:kern w:val="0"/>
+              <w:lang w:eastAsia="pl-PL"/>
+              <w14:ligatures w14:val="none"/>
+            </w:rPr>
+          </w:pPr>
+          <w:hyperlink w:anchor="_Toc162462501" w:history="1">
+            <w:r>
+              <w:rPr>
+                <w:rStyle w:val="Hipercze"/>
+                <w:noProof/>
+              </w:rPr>
+              <w:t>1.Dodanie produktu:</w:t>
+            </w:r>
+            <w:r>
+              <w:rPr>
+                <w:noProof/>
+                <w:webHidden/>
+              </w:rPr>
+              <w:tab/>
+            </w:r>
+            <w:r>
+              <w:rPr>
+                <w:noProof/>
+                <w:webHidden/>
+              </w:rPr>
+              <w:fldChar w:fldCharType="begin"/>
+            </w:r>
+            <w:r>
+              <w:rPr>
+                <w:noProof/>
+                <w:webHidden/>
+              </w:rPr>
+              <w:instrText xml:space="preserve"> PAGEREF _Toc162462501 \h </w:instrText>
+            </w:r>
+            <w:r>
+              <w:rPr>
+                <w:noProof/>
+                <w:webHidden/>
+              </w:rPr>
+            </w:r>
+            <w:r>
+              <w:rPr>
+                <w:noProof/>
+                <w:webHidden/>
+              </w:rPr>
+              <w:fldChar w:fldCharType="separate"/>
+            </w:r>
+            <w:r>
+              <w:rPr>
+                <w:noProof/>
+                <w:webHidden/>
+              </w:rPr>
+              <w:t>12</w:t>
+            </w:r>
+            <w:r>
+              <w:rPr>
+                <w:noProof/>
+                <w:webHidden/>
+              </w:rPr>
+              <w:fldChar w:fldCharType="end"/>
+            </w:r>
+          </w:hyperlink>
+        </w:p>
+        <w:p>
+          <w:pPr>
+            <w:pStyle w:val="Spistreci2"/>
+            <w:tabs>
+              <w:tab w:val="right" w:leader="dot" w:pos="9062"/>
+            </w:tabs>
+            <w:rPr>
+              <w:rFonts w:eastAsiaTheme="minorEastAsia"/>
+              <w:noProof/>
+              <w:kern w:val="0"/>
+              <w:lang w:eastAsia="pl-PL"/>
+              <w14:ligatures w14:val="none"/>
+            </w:rPr>
+          </w:pPr>
+          <w:hyperlink w:anchor="_Toc162462502" w:history="1">
+            <w:r>
+              <w:rPr>
+                <w:rStyle w:val="Hipercze"/>
+                <w:noProof/>
+              </w:rPr>
+              <w:t>2. Aktywacja i dezaktywacja produktu:</w:t>
+            </w:r>
+            <w:r>
+              <w:rPr>
+                <w:noProof/>
+                <w:webHidden/>
+              </w:rPr>
+              <w:tab/>
+            </w:r>
+            <w:r>
+              <w:rPr>
+                <w:noProof/>
+                <w:webHidden/>
+              </w:rPr>
+              <w:fldChar w:fldCharType="begin"/>
+            </w:r>
+            <w:r>
+              <w:rPr>
+                <w:noProof/>
+                <w:webHidden/>
+              </w:rPr>
+              <w:instrText xml:space="preserve"> PAGEREF _Toc162462502 \h </w:instrText>
+            </w:r>
+            <w:r>
+              <w:rPr>
+                <w:noProof/>
+                <w:webHidden/>
+              </w:rPr>
+            </w:r>
+            <w:r>
+              <w:rPr>
+                <w:noProof/>
+                <w:webHidden/>
+              </w:rPr>
+              <w:fldChar w:fldCharType="separate"/>
+            </w:r>
+            <w:r>
+              <w:rPr>
+                <w:noProof/>
+                <w:webHidden/>
+              </w:rPr>
+              <w:t>12</w:t>
+            </w:r>
+            <w:r>
+              <w:rPr>
+                <w:noProof/>
+                <w:webHidden/>
+              </w:rPr>
+              <w:fldChar w:fldCharType="end"/>
+            </w:r>
+          </w:hyperlink>
+        </w:p>
+        <w:p>
+          <w:pPr>
+            <w:pStyle w:val="Spistreci2"/>
+            <w:tabs>
+              <w:tab w:val="right" w:leader="dot" w:pos="9062"/>
+            </w:tabs>
+            <w:rPr>
+              <w:rFonts w:eastAsiaTheme="minorEastAsia"/>
+              <w:noProof/>
+              <w:kern w:val="0"/>
+              <w:lang w:eastAsia="pl-PL"/>
+              <w14:ligatures w14:val="none"/>
+            </w:rPr>
+          </w:pPr>
+          <w:hyperlink w:anchor="_Toc162462503" w:history="1">
+            <w:r>
+              <w:rPr>
+                <w:rStyle w:val="Hipercze"/>
+                <w:noProof/>
+              </w:rPr>
+              <w:t>3. Pobieranie listy produktów:</w:t>
+            </w:r>
+            <w:r>
+              <w:rPr>
+                <w:noProof/>
+                <w:webHidden/>
+              </w:rPr>
+              <w:tab/>
+            </w:r>
+            <w:r>
+              <w:rPr>
+                <w:noProof/>
+                <w:webHidden/>
+              </w:rPr>
+              <w:fldChar w:fldCharType="begin"/>
+            </w:r>
+            <w:r>
+              <w:rPr>
+                <w:noProof/>
+                <w:webHidden/>
+              </w:rPr>
+              <w:instrText xml:space="preserve"> PAGEREF _Toc162462503 \h </w:instrText>
+            </w:r>
+            <w:r>
+              <w:rPr>
+                <w:noProof/>
+                <w:webHidden/>
+              </w:rPr>
+            </w:r>
+            <w:r>
+              <w:rPr>
+                <w:noProof/>
+                <w:webHidden/>
+              </w:rPr>
+              <w:fldChar w:fldCharType="separate"/>
+            </w:r>
+            <w:r>
+              <w:rPr>
+                <w:noProof/>
+                <w:webHidden/>
+              </w:rPr>
+              <w:t>12</w:t>
+            </w:r>
+            <w:r>
+              <w:rPr>
+                <w:noProof/>
+                <w:webHidden/>
+              </w:rPr>
+              <w:fldChar w:fldCharType="end"/>
+            </w:r>
+          </w:hyperlink>
+        </w:p>
+        <w:p>
+          <w:pPr>
+            <w:pStyle w:val="Spistreci2"/>
+            <w:tabs>
+              <w:tab w:val="right" w:leader="dot" w:pos="9062"/>
+            </w:tabs>
+            <w:rPr>
+              <w:rFonts w:eastAsiaTheme="minorEastAsia"/>
+              <w:noProof/>
+              <w:kern w:val="0"/>
+              <w:lang w:eastAsia="pl-PL"/>
+              <w14:ligatures w14:val="none"/>
+            </w:rPr>
+          </w:pPr>
+          <w:hyperlink w:anchor="_Toc162462504" w:history="1">
+            <w:r>
+              <w:rPr>
+                <w:rStyle w:val="Hipercze"/>
+                <w:noProof/>
+              </w:rPr>
+              <w:t>4. Pobieranie produktu po ID:</w:t>
+            </w:r>
+            <w:r>
+              <w:rPr>
+                <w:noProof/>
+                <w:webHidden/>
+              </w:rPr>
+              <w:tab/>
+            </w:r>
+            <w:r>
+              <w:rPr>
+                <w:noProof/>
+                <w:webHidden/>
+              </w:rPr>
+              <w:fldChar w:fldCharType="begin"/>
+            </w:r>
+            <w:r>
+              <w:rPr>
+                <w:noProof/>
+                <w:webHidden/>
+              </w:rPr>
+              <w:instrText xml:space="preserve"> PAGEREF _Toc162462504 \h </w:instrText>
+            </w:r>
+            <w:r>
+              <w:rPr>
+                <w:noProof/>
+                <w:webHidden/>
+              </w:rPr>
+            </w:r>
+            <w:r>
+              <w:rPr>
+                <w:noProof/>
+                <w:webHidden/>
+              </w:rPr>
+              <w:fldChar w:fldCharType="separate"/>
+            </w:r>
+            <w:r>
+              <w:rPr>
+                <w:noProof/>
+                <w:webHidden/>
+              </w:rPr>
+              <w:t>12</w:t>
+            </w:r>
+            <w:r>
+              <w:rPr>
+                <w:noProof/>
+                <w:webHidden/>
+              </w:rPr>
+              <w:fldChar w:fldCharType="end"/>
+            </w:r>
+          </w:hyperlink>
+        </w:p>
+        <w:p>
+          <w:pPr>
+            <w:pStyle w:val="Spistreci1"/>
+            <w:tabs>
+              <w:tab w:val="right" w:leader="dot" w:pos="9062"/>
+            </w:tabs>
+            <w:rPr>
+              <w:rFonts w:eastAsiaTheme="minorEastAsia"/>
+              <w:noProof/>
+              <w:kern w:val="0"/>
+              <w:lang w:eastAsia="pl-PL"/>
+              <w14:ligatures w14:val="none"/>
+            </w:rPr>
+          </w:pPr>
+          <w:hyperlink w:anchor="_Toc162462505" w:history="1">
+            <w:r>
+              <w:rPr>
+                <w:rStyle w:val="Hipercze"/>
+                <w:noProof/>
+              </w:rPr>
+              <w:t>Testowanie Basket Service DB</w:t>
+            </w:r>
+            <w:r>
+              <w:rPr>
+                <w:noProof/>
+                <w:webHidden/>
+              </w:rPr>
+              <w:tab/>
+            </w:r>
+            <w:r>
+              <w:rPr>
+                <w:noProof/>
+                <w:webHidden/>
+              </w:rPr>
+              <w:fldChar w:fldCharType="begin"/>
+            </w:r>
+            <w:r>
+              <w:rPr>
+                <w:noProof/>
+                <w:webHidden/>
+              </w:rPr>
+              <w:instrText xml:space="preserve"> PAGEREF _Toc162462505 \h </w:instrText>
+            </w:r>
+            <w:r>
+              <w:rPr>
+                <w:noProof/>
+                <w:webHidden/>
+              </w:rPr>
+            </w:r>
+            <w:r>
+              <w:rPr>
+                <w:noProof/>
+                <w:webHidden/>
+              </w:rPr>
+              <w:fldChar w:fldCharType="separate"/>
+            </w:r>
+            <w:r>
+              <w:rPr>
+                <w:noProof/>
+                <w:webHidden/>
+              </w:rPr>
+              <w:t>13</w:t>
+            </w:r>
+            <w:r>
+              <w:rPr>
+                <w:noProof/>
+                <w:webHidden/>
+              </w:rPr>
+              <w:fldChar w:fldCharType="end"/>
+            </w:r>
+          </w:hyperlink>
+        </w:p>
+        <w:p>
+          <w:pPr>
+            <w:pStyle w:val="Spistreci2"/>
+            <w:tabs>
+              <w:tab w:val="left" w:pos="660"/>
+              <w:tab w:val="right" w:leader="dot" w:pos="9062"/>
+            </w:tabs>
+            <w:rPr>
+              <w:rFonts w:eastAsiaTheme="minorEastAsia"/>
+              <w:noProof/>
+              <w:kern w:val="0"/>
+              <w:lang w:eastAsia="pl-PL"/>
+              <w14:ligatures w14:val="none"/>
+            </w:rPr>
+          </w:pPr>
+          <w:hyperlink w:anchor="_Toc162462506" w:history="1">
+            <w:r>
+              <w:rPr>
+                <w:rStyle w:val="Hipercze"/>
+                <w:noProof/>
+              </w:rPr>
+              <w:t>1.</w:t>
+            </w:r>
+            <w:r>
+              <w:rPr>
+                <w:rFonts w:eastAsiaTheme="minorEastAsia"/>
+                <w:noProof/>
+                <w:kern w:val="0"/>
+                <w:lang w:eastAsia="pl-PL"/>
+                <w14:ligatures w14:val="none"/>
+              </w:rPr>
+              <w:tab/>
+            </w:r>
+            <w:r>
+              <w:rPr>
+                <w:rStyle w:val="Hipercze"/>
+                <w:noProof/>
+              </w:rPr>
+              <w:t>Dodanie produktu do koszyka</w:t>
+            </w:r>
+            <w:r>
+              <w:rPr>
+                <w:noProof/>
+                <w:webHidden/>
+              </w:rPr>
+              <w:tab/>
+            </w:r>
+            <w:r>
+              <w:rPr>
+                <w:noProof/>
+                <w:webHidden/>
+              </w:rPr>
+              <w:fldChar w:fldCharType="begin"/>
+            </w:r>
+            <w:r>
+              <w:rPr>
+                <w:noProof/>
+                <w:webHidden/>
+              </w:rPr>
+              <w:instrText xml:space="preserve"> PAGEREF _Toc162462506 \h </w:instrText>
+            </w:r>
+            <w:r>
+              <w:rPr>
+                <w:noProof/>
+                <w:webHidden/>
+              </w:rPr>
+            </w:r>
+            <w:r>
+              <w:rPr>
+                <w:noProof/>
+                <w:webHidden/>
+              </w:rPr>
+              <w:fldChar w:fldCharType="separate"/>
+            </w:r>
+            <w:r>
+              <w:rPr>
+                <w:noProof/>
+                <w:webHidden/>
+              </w:rPr>
+              <w:t>13</w:t>
+            </w:r>
+            <w:r>
+              <w:rPr>
+                <w:noProof/>
+                <w:webHidden/>
+              </w:rPr>
+              <w:fldChar w:fldCharType="end"/>
+            </w:r>
+          </w:hyperlink>
+        </w:p>
+        <w:p>
+          <w:pPr>
+            <w:pStyle w:val="Spistreci2"/>
+            <w:tabs>
+              <w:tab w:val="left" w:pos="660"/>
+              <w:tab w:val="right" w:leader="dot" w:pos="9062"/>
+            </w:tabs>
+            <w:rPr>
+              <w:rFonts w:eastAsiaTheme="minorEastAsia"/>
+              <w:noProof/>
+              <w:kern w:val="0"/>
+              <w:lang w:eastAsia="pl-PL"/>
+              <w14:ligatures w14:val="none"/>
+            </w:rPr>
+          </w:pPr>
+          <w:hyperlink w:anchor="_Toc162462507" w:history="1">
+            <w:r>
+              <w:rPr>
+                <w:rStyle w:val="Hipercze"/>
+                <w:noProof/>
+              </w:rPr>
+              <w:t>2.</w:t>
+            </w:r>
+            <w:r>
+              <w:rPr>
+                <w:rFonts w:eastAsiaTheme="minorEastAsia"/>
+                <w:noProof/>
+                <w:kern w:val="0"/>
+                <w:lang w:eastAsia="pl-PL"/>
+                <w14:ligatures w14:val="none"/>
+              </w:rPr>
+              <w:tab/>
+            </w:r>
+            <w:r>
+              <w:rPr>
+                <w:rStyle w:val="Hipercze"/>
+                <w:noProof/>
+              </w:rPr>
+              <w:t>Zmiana liczby produktów</w:t>
+            </w:r>
+            <w:r>
+              <w:rPr>
+                <w:noProof/>
+                <w:webHidden/>
+              </w:rPr>
+              <w:tab/>
+            </w:r>
+            <w:r>
+              <w:rPr>
+                <w:noProof/>
+                <w:webHidden/>
+              </w:rPr>
+              <w:fldChar w:fldCharType="begin"/>
+            </w:r>
+            <w:r>
+              <w:rPr>
+                <w:noProof/>
+                <w:webHidden/>
+              </w:rPr>
+              <w:instrText xml:space="preserve"> PAGEREF _Toc162462507 \h </w:instrText>
+            </w:r>
+            <w:r>
+              <w:rPr>
+                <w:noProof/>
+                <w:webHidden/>
+              </w:rPr>
+            </w:r>
+            <w:r>
+              <w:rPr>
+                <w:noProof/>
+                <w:webHidden/>
+              </w:rPr>
+              <w:fldChar w:fldCharType="separate"/>
+            </w:r>
+            <w:r>
+              <w:rPr>
+                <w:noProof/>
+                <w:webHidden/>
+              </w:rPr>
+              <w:t>14</w:t>
+            </w:r>
+            <w:r>
+              <w:rPr>
+                <w:noProof/>
+                <w:webHidden/>
+              </w:rPr>
+              <w:fldChar w:fldCharType="end"/>
+            </w:r>
+          </w:hyperlink>
+        </w:p>
+        <w:p>
+          <w:pPr>
+            <w:pStyle w:val="Spistreci2"/>
+            <w:tabs>
+              <w:tab w:val="left" w:pos="660"/>
+              <w:tab w:val="right" w:leader="dot" w:pos="9062"/>
+            </w:tabs>
+            <w:rPr>
+              <w:rFonts w:eastAsiaTheme="minorEastAsia"/>
+              <w:noProof/>
+              <w:kern w:val="0"/>
+              <w:lang w:eastAsia="pl-PL"/>
+              <w14:ligatures w14:val="none"/>
+            </w:rPr>
+          </w:pPr>
+          <w:hyperlink w:anchor="_Toc162462508" w:history="1">
+            <w:r>
+              <w:rPr>
+                <w:rStyle w:val="Hipercze"/>
+                <w:noProof/>
+              </w:rPr>
+              <w:t>3.</w:t>
+            </w:r>
+            <w:r>
+              <w:rPr>
+                <w:rFonts w:eastAsiaTheme="minorEastAsia"/>
+                <w:noProof/>
+                <w:kern w:val="0"/>
+                <w:lang w:eastAsia="pl-PL"/>
+                <w14:ligatures w14:val="none"/>
+              </w:rPr>
+              <w:tab/>
+            </w:r>
+            <w:r>
+              <w:rPr>
+                <w:rStyle w:val="Hipercze"/>
+                <w:noProof/>
+              </w:rPr>
+              <w:t>Usunięcie produktu z koszyka</w:t>
+            </w:r>
+            <w:r>
+              <w:rPr>
+                <w:noProof/>
+                <w:webHidden/>
+              </w:rPr>
+              <w:tab/>
+            </w:r>
+            <w:r>
+              <w:rPr>
+                <w:noProof/>
+                <w:webHidden/>
+              </w:rPr>
+              <w:fldChar w:fldCharType="begin"/>
+            </w:r>
+            <w:r>
+              <w:rPr>
+                <w:noProof/>
+                <w:webHidden/>
+              </w:rPr>
+              <w:instrText xml:space="preserve"> PAGEREF _Toc162462508 \h </w:instrText>
+            </w:r>
+            <w:r>
+              <w:rPr>
+                <w:noProof/>
+                <w:webHidden/>
+              </w:rPr>
+            </w:r>
+            <w:r>
+              <w:rPr>
+                <w:noProof/>
+                <w:webHidden/>
+              </w:rPr>
+              <w:fldChar w:fldCharType="separate"/>
+            </w:r>
+            <w:r>
+              <w:rPr>
+                <w:noProof/>
+                <w:webHidden/>
+              </w:rPr>
+              <w:t>14</w:t>
+            </w:r>
+            <w:r>
+              <w:rPr>
+                <w:noProof/>
+                <w:webHidden/>
+              </w:rPr>
+              <w:fldChar w:fldCharType="end"/>
+            </w:r>
+          </w:hyperlink>
+        </w:p>
+        <w:p>
+          <w:pPr>
+            <w:pStyle w:val="Spistreci2"/>
+            <w:tabs>
+              <w:tab w:val="right" w:leader="dot" w:pos="9062"/>
+            </w:tabs>
+            <w:rPr>
+              <w:rFonts w:eastAsiaTheme="minorEastAsia"/>
+              <w:noProof/>
+              <w:kern w:val="0"/>
+              <w:lang w:eastAsia="pl-PL"/>
+              <w14:ligatures w14:val="none"/>
+            </w:rPr>
+          </w:pPr>
+          <w:hyperlink w:anchor="_Toc162462509" w:history="1">
+            <w:r>
+              <w:rPr>
+                <w:rStyle w:val="Hipercze"/>
+                <w:noProof/>
+              </w:rPr>
+              <w:t>4.Generowanie zamówienia:</w:t>
+            </w:r>
+            <w:r>
+              <w:rPr>
+                <w:noProof/>
+                <w:webHidden/>
+              </w:rPr>
+              <w:tab/>
+            </w:r>
+            <w:r>
+              <w:rPr>
+                <w:noProof/>
+                <w:webHidden/>
+              </w:rPr>
+              <w:fldChar w:fldCharType="begin"/>
+            </w:r>
+            <w:r>
+              <w:rPr>
+                <w:noProof/>
+                <w:webHidden/>
+              </w:rPr>
+              <w:instrText xml:space="preserve"> PAGEREF _Toc162462509 \h </w:instrText>
+            </w:r>
+            <w:r>
+              <w:rPr>
+                <w:noProof/>
+                <w:webHidden/>
+              </w:rPr>
+            </w:r>
+            <w:r>
+              <w:rPr>
+                <w:noProof/>
+                <w:webHidden/>
+              </w:rPr>
+              <w:fldChar w:fldCharType="separate"/>
+            </w:r>
+            <w:r>
+              <w:rPr>
+                <w:noProof/>
+                <w:webHidden/>
+              </w:rPr>
+              <w:t>14</w:t>
             </w:r>
             <w:r>
               <w:rPr>
@@ -829,6 +1766,26 @@
     <w:p>
       <w:pPr>
         <w:rPr>
+          <w:b/>
+          <w:bCs/>
+          <w:sz w:val="32"/>
+          <w:szCs w:val="32"/>
+        </w:rPr>
+      </w:pPr>
+    </w:p>
+    <w:p>
+      <w:pPr>
+        <w:pStyle w:val="Nagwek1"/>
+      </w:pPr>
+      <w:bookmarkStart w:id="0" w:name="_Toc162462488"/>
+      <w:r>
+        <w:t>Część z EF:</w:t>
+      </w:r>
+      <w:bookmarkEnd w:id="0"/>
+    </w:p>
+    <w:p>
+      <w:pPr>
+        <w:rPr>
           <w:sz w:val="28"/>
           <w:szCs w:val="28"/>
         </w:rPr>
@@ -851,7 +1808,9 @@
       <w:r>
         <w:rPr>
           <w:noProof/>
-        </w:rPr>
+          <w:lang w:eastAsia="pl-PL"/>
+        </w:rPr>
+        <w:lastRenderedPageBreak/>
         <w:drawing>
           <wp:inline distT="0" distB="0" distL="0" distR="0" wp14:anchorId="2196EE38" wp14:editId="2C27071F">
             <wp:extent cx="5760720" cy="1466850"/>
@@ -899,6 +1858,7 @@
       <w:r>
         <w:rPr>
           <w:noProof/>
+          <w:lang w:eastAsia="pl-PL"/>
         </w:rPr>
         <w:drawing>
           <wp:inline distT="0" distB="0" distL="0" distR="0" wp14:anchorId="00F2374E" wp14:editId="2B38DB6D">
@@ -957,9 +1917,9 @@
       <w:pPr>
         <w:pStyle w:val="Nagwek1"/>
       </w:pPr>
-      <w:bookmarkStart w:id="0" w:name="_Toc162434250"/>
-      <w:r>
-        <w:lastRenderedPageBreak/>
+      <w:bookmarkStart w:id="1" w:name="_Toc162434250"/>
+      <w:bookmarkStart w:id="2" w:name="_Toc162462489"/>
+      <w:r>
         <w:t xml:space="preserve">Testowanie </w:t>
       </w:r>
       <w:proofErr w:type="spellStart"/>
@@ -968,19 +1928,25 @@
       </w:r>
       <w:proofErr w:type="spellEnd"/>
       <w:r>
+        <w:t xml:space="preserve"> EF</w:t>
+      </w:r>
+      <w:r>
         <w:t>:</w:t>
       </w:r>
-      <w:bookmarkEnd w:id="0"/>
+      <w:bookmarkEnd w:id="1"/>
+      <w:bookmarkEnd w:id="2"/>
     </w:p>
     <w:p>
       <w:pPr>
         <w:pStyle w:val="Nagwek2"/>
       </w:pPr>
-      <w:bookmarkStart w:id="1" w:name="_Toc162434251"/>
+      <w:bookmarkStart w:id="3" w:name="_Toc162434251"/>
+      <w:bookmarkStart w:id="4" w:name="_Toc162462490"/>
       <w:r>
         <w:t>1.Dodanie produktu:</w:t>
       </w:r>
-      <w:bookmarkEnd w:id="1"/>
+      <w:bookmarkEnd w:id="3"/>
+      <w:bookmarkEnd w:id="4"/>
     </w:p>
     <w:p>
       <w:pPr>
@@ -992,6 +1958,7 @@
       <w:r>
         <w:rPr>
           <w:noProof/>
+          <w:lang w:eastAsia="pl-PL"/>
         </w:rPr>
         <w:drawing>
           <wp:inline distT="0" distB="0" distL="0" distR="0" wp14:anchorId="1DE53FB0" wp14:editId="43809947">
@@ -1040,7 +2007,9 @@
       <w:r>
         <w:rPr>
           <w:noProof/>
-        </w:rPr>
+          <w:lang w:eastAsia="pl-PL"/>
+        </w:rPr>
+        <w:lastRenderedPageBreak/>
         <w:drawing>
           <wp:inline distT="0" distB="0" distL="0" distR="0" wp14:anchorId="421CE2D5" wp14:editId="185D8AED">
             <wp:extent cx="5760720" cy="2051050"/>
@@ -1103,6 +2072,7 @@
       <w:r>
         <w:rPr>
           <w:noProof/>
+          <w:lang w:eastAsia="pl-PL"/>
         </w:rPr>
         <w:drawing>
           <wp:inline distT="0" distB="0" distL="0" distR="0" wp14:anchorId="6BFE1D37" wp14:editId="323E4ACD">
@@ -1153,12 +2123,13 @@
       <w:pPr>
         <w:pStyle w:val="Nagwek2"/>
       </w:pPr>
-      <w:bookmarkStart w:id="2" w:name="_Toc162434252"/>
-      <w:r>
-        <w:lastRenderedPageBreak/>
+      <w:bookmarkStart w:id="5" w:name="_Toc162434252"/>
+      <w:bookmarkStart w:id="6" w:name="_Toc162462491"/>
+      <w:r>
         <w:t>2. Aktywacja i dezaktywacja produktu:</w:t>
       </w:r>
-      <w:bookmarkEnd w:id="2"/>
+      <w:bookmarkEnd w:id="5"/>
+      <w:bookmarkEnd w:id="6"/>
     </w:p>
     <w:p>
       <w:pPr>
@@ -1170,6 +2141,7 @@
       <w:r>
         <w:rPr>
           <w:noProof/>
+          <w:lang w:eastAsia="pl-PL"/>
         </w:rPr>
         <w:drawing>
           <wp:inline distT="0" distB="0" distL="0" distR="0" wp14:anchorId="1FEC97D0" wp14:editId="5AD25997">
@@ -1218,7 +2190,9 @@
       <w:r>
         <w:rPr>
           <w:noProof/>
-        </w:rPr>
+          <w:lang w:eastAsia="pl-PL"/>
+        </w:rPr>
+        <w:lastRenderedPageBreak/>
         <w:drawing>
           <wp:inline distT="0" distB="0" distL="0" distR="0" wp14:anchorId="536CAF60" wp14:editId="797D0A43">
             <wp:extent cx="5760720" cy="559435"/>
@@ -1281,6 +2255,7 @@
       <w:r>
         <w:rPr>
           <w:noProof/>
+          <w:lang w:eastAsia="pl-PL"/>
         </w:rPr>
         <w:drawing>
           <wp:inline distT="0" distB="0" distL="0" distR="0" wp14:anchorId="6DED723F" wp14:editId="78FEF210">
@@ -1329,6 +2304,7 @@
       <w:r>
         <w:rPr>
           <w:noProof/>
+          <w:lang w:eastAsia="pl-PL"/>
         </w:rPr>
         <w:drawing>
           <wp:inline distT="0" distB="0" distL="0" distR="0" wp14:anchorId="5B50DBFC" wp14:editId="2FFCD7B1">
@@ -1379,12 +2355,14 @@
       <w:pPr>
         <w:pStyle w:val="Nagwek2"/>
       </w:pPr>
-      <w:bookmarkStart w:id="3" w:name="_Toc162434253"/>
+      <w:bookmarkStart w:id="7" w:name="_Toc162434253"/>
+      <w:bookmarkStart w:id="8" w:name="_Toc162462492"/>
       <w:r>
         <w:lastRenderedPageBreak/>
         <w:t>3. Pobieranie listy produktów:</w:t>
       </w:r>
-      <w:bookmarkEnd w:id="3"/>
+      <w:bookmarkEnd w:id="7"/>
+      <w:bookmarkEnd w:id="8"/>
     </w:p>
     <w:p>
       <w:pPr>
@@ -1396,6 +2374,7 @@
       <w:r>
         <w:rPr>
           <w:noProof/>
+          <w:lang w:eastAsia="pl-PL"/>
         </w:rPr>
         <w:drawing>
           <wp:inline distT="0" distB="0" distL="0" distR="0" wp14:anchorId="7DDE0114" wp14:editId="2536D2A8">
@@ -1444,6 +2423,7 @@
       <w:r>
         <w:rPr>
           <w:noProof/>
+          <w:lang w:eastAsia="pl-PL"/>
         </w:rPr>
         <w:lastRenderedPageBreak/>
         <w:drawing>
@@ -1493,6 +2473,7 @@
       <w:r>
         <w:rPr>
           <w:noProof/>
+          <w:lang w:eastAsia="pl-PL"/>
         </w:rPr>
         <w:lastRenderedPageBreak/>
         <w:drawing>
@@ -1544,11 +2525,13 @@
       <w:pPr>
         <w:pStyle w:val="Nagwek2"/>
       </w:pPr>
-      <w:bookmarkStart w:id="4" w:name="_Toc162434254"/>
+      <w:bookmarkStart w:id="9" w:name="_Toc162434254"/>
+      <w:bookmarkStart w:id="10" w:name="_Toc162462493"/>
       <w:r>
         <w:t>4. Pobieranie produktu po ID:</w:t>
       </w:r>
-      <w:bookmarkEnd w:id="4"/>
+      <w:bookmarkEnd w:id="9"/>
+      <w:bookmarkEnd w:id="10"/>
     </w:p>
     <w:p>
       <w:pPr>
@@ -1560,6 +2543,7 @@
       <w:r>
         <w:rPr>
           <w:noProof/>
+          <w:lang w:eastAsia="pl-PL"/>
         </w:rPr>
         <w:drawing>
           <wp:inline distT="0" distB="0" distL="0" distR="0" wp14:anchorId="4F9A422E" wp14:editId="4F7FF241">
@@ -1618,11 +2602,16 @@
       <w:pPr>
         <w:pStyle w:val="Nagwek1"/>
       </w:pPr>
-      <w:bookmarkStart w:id="5" w:name="_Toc162434255"/>
+      <w:bookmarkStart w:id="11" w:name="_Toc162434255"/>
+      <w:bookmarkStart w:id="12" w:name="_Toc162462494"/>
       <w:r>
         <w:t>Testowanie Basket Service</w:t>
       </w:r>
-      <w:bookmarkEnd w:id="5"/>
+      <w:bookmarkEnd w:id="11"/>
+      <w:r>
+        <w:t xml:space="preserve"> EF</w:t>
+      </w:r>
+      <w:bookmarkEnd w:id="12"/>
     </w:p>
     <w:p>
       <w:pPr>
@@ -1632,16 +2621,19 @@
           <w:numId w:val="1"/>
         </w:numPr>
       </w:pPr>
-      <w:bookmarkStart w:id="6" w:name="_Toc162434256"/>
+      <w:bookmarkStart w:id="13" w:name="_Toc162434256"/>
+      <w:bookmarkStart w:id="14" w:name="_Toc162462495"/>
       <w:r>
         <w:t>Dodanie produktu do koszyka</w:t>
       </w:r>
-      <w:bookmarkEnd w:id="6"/>
+      <w:bookmarkEnd w:id="13"/>
+      <w:bookmarkEnd w:id="14"/>
     </w:p>
     <w:p>
       <w:r>
         <w:rPr>
           <w:noProof/>
+          <w:lang w:eastAsia="pl-PL"/>
         </w:rPr>
         <w:drawing>
           <wp:inline distT="0" distB="0" distL="0" distR="0" wp14:anchorId="76EB4EAB" wp14:editId="60B6C1DA">
@@ -1690,6 +2682,7 @@
       <w:r>
         <w:rPr>
           <w:noProof/>
+          <w:lang w:eastAsia="pl-PL"/>
         </w:rPr>
         <w:drawing>
           <wp:inline distT="0" distB="0" distL="0" distR="0" wp14:anchorId="16184A28" wp14:editId="7F7036C8">
@@ -1751,17 +2744,20 @@
           <w:numId w:val="1"/>
         </w:numPr>
       </w:pPr>
-      <w:bookmarkStart w:id="7" w:name="_Toc162434257"/>
+      <w:bookmarkStart w:id="15" w:name="_Toc162434257"/>
+      <w:bookmarkStart w:id="16" w:name="_Toc162462496"/>
       <w:r>
         <w:lastRenderedPageBreak/>
         <w:t>Zmiana liczby produktów</w:t>
       </w:r>
-      <w:bookmarkEnd w:id="7"/>
+      <w:bookmarkEnd w:id="15"/>
+      <w:bookmarkEnd w:id="16"/>
     </w:p>
     <w:p>
       <w:r>
         <w:rPr>
           <w:noProof/>
+          <w:lang w:eastAsia="pl-PL"/>
         </w:rPr>
         <w:drawing>
           <wp:inline distT="0" distB="0" distL="0" distR="0" wp14:anchorId="0F17DF13" wp14:editId="6CA32A44">
@@ -1804,6 +2800,7 @@
       <w:r>
         <w:rPr>
           <w:noProof/>
+          <w:lang w:eastAsia="pl-PL"/>
         </w:rPr>
         <w:drawing>
           <wp:inline distT="0" distB="0" distL="0" distR="0" wp14:anchorId="330AC28C" wp14:editId="217FF441">
@@ -1851,16 +2848,19 @@
           <w:numId w:val="1"/>
         </w:numPr>
       </w:pPr>
-      <w:bookmarkStart w:id="8" w:name="_Toc162434258"/>
+      <w:bookmarkStart w:id="17" w:name="_Toc162434258"/>
+      <w:bookmarkStart w:id="18" w:name="_Toc162462497"/>
       <w:r>
         <w:t>Usunięcie produktu z koszyka</w:t>
       </w:r>
-      <w:bookmarkEnd w:id="8"/>
+      <w:bookmarkEnd w:id="17"/>
+      <w:bookmarkEnd w:id="18"/>
     </w:p>
     <w:p>
       <w:r>
         <w:rPr>
           <w:noProof/>
+          <w:lang w:eastAsia="pl-PL"/>
         </w:rPr>
         <w:drawing>
           <wp:inline distT="0" distB="0" distL="0" distR="0" wp14:anchorId="4F06A3EB" wp14:editId="0C67DC9B">
@@ -1912,6 +2912,7 @@
       <w:r>
         <w:rPr>
           <w:noProof/>
+          <w:lang w:eastAsia="pl-PL"/>
         </w:rPr>
         <w:drawing>
           <wp:inline distT="0" distB="0" distL="0" distR="0" wp14:anchorId="6058C434" wp14:editId="66D97A7A">
@@ -1959,6 +2960,7 @@
       <w:r>
         <w:rPr>
           <w:noProof/>
+          <w:lang w:eastAsia="pl-PL"/>
         </w:rPr>
         <w:drawing>
           <wp:inline distT="0" distB="0" distL="0" distR="0" wp14:anchorId="642418F3" wp14:editId="0310C95F">
@@ -2002,16 +3004,19 @@
       <w:pPr>
         <w:pStyle w:val="Nagwek2"/>
       </w:pPr>
-      <w:bookmarkStart w:id="9" w:name="_Toc162434259"/>
+      <w:bookmarkStart w:id="19" w:name="_Toc162434259"/>
+      <w:bookmarkStart w:id="20" w:name="_Toc162462498"/>
       <w:r>
         <w:t>4.Generowanie zamówienia:</w:t>
       </w:r>
-      <w:bookmarkEnd w:id="9"/>
+      <w:bookmarkEnd w:id="19"/>
+      <w:bookmarkEnd w:id="20"/>
     </w:p>
     <w:p>
       <w:r>
         <w:rPr>
           <w:noProof/>
+          <w:lang w:eastAsia="pl-PL"/>
         </w:rPr>
         <w:drawing>
           <wp:inline distT="0" distB="0" distL="0" distR="0" wp14:anchorId="6BA073D5" wp14:editId="4BA2740C">
@@ -2059,6 +3064,7 @@
       <w:r>
         <w:rPr>
           <w:noProof/>
+          <w:lang w:eastAsia="pl-PL"/>
         </w:rPr>
         <w:drawing>
           <wp:inline distT="0" distB="0" distL="0" distR="0" wp14:anchorId="54D97FFF" wp14:editId="16EB2EE3">
@@ -2101,6 +3107,7 @@
       <w:r>
         <w:rPr>
           <w:noProof/>
+          <w:lang w:eastAsia="pl-PL"/>
         </w:rPr>
         <w:lastRenderedPageBreak/>
         <w:drawing>
@@ -2150,6 +3157,7 @@
       <w:r>
         <w:rPr>
           <w:noProof/>
+          <w:lang w:eastAsia="pl-PL"/>
         </w:rPr>
         <w:drawing>
           <wp:inline distT="0" distB="0" distL="0" distR="0" wp14:anchorId="30FADEA0" wp14:editId="55783B9D">
@@ -2193,6 +3201,7 @@
       <w:r>
         <w:rPr>
           <w:noProof/>
+          <w:lang w:eastAsia="pl-PL"/>
         </w:rPr>
         <w:drawing>
           <wp:inline distT="0" distB="0" distL="0" distR="0" wp14:anchorId="44A4D6B4" wp14:editId="2BEF2D0B">
@@ -2231,6 +3240,552 @@
         </w:drawing>
       </w:r>
     </w:p>
+    <w:p/>
+    <w:p/>
+    <w:p>
+      <w:pPr>
+        <w:pStyle w:val="Nagwek1"/>
+      </w:pPr>
+      <w:bookmarkStart w:id="21" w:name="_Toc162462499"/>
+      <w:r>
+        <w:t>Część z DB</w:t>
+      </w:r>
+      <w:r>
+        <w:t>:</w:t>
+      </w:r>
+      <w:bookmarkEnd w:id="21"/>
+    </w:p>
+    <w:p>
+      <w:pPr>
+        <w:rPr>
+          <w:sz w:val="28"/>
+          <w:szCs w:val="28"/>
+        </w:rPr>
+      </w:pPr>
+      <w:r>
+        <w:rPr>
+          <w:sz w:val="28"/>
+          <w:szCs w:val="28"/>
+        </w:rPr>
+        <w:t xml:space="preserve">Utworzyłem 2 interfejsy </w:t>
+      </w:r>
+      <w:proofErr w:type="spellStart"/>
+      <w:r>
+        <w:rPr>
+          <w:sz w:val="28"/>
+          <w:szCs w:val="28"/>
+        </w:rPr>
+        <w:t>Product</w:t>
+      </w:r>
+      <w:r>
+        <w:rPr>
+          <w:sz w:val="28"/>
+          <w:szCs w:val="28"/>
+        </w:rPr>
+        <w:t>DB</w:t>
+      </w:r>
+      <w:proofErr w:type="spellEnd"/>
+      <w:r>
+        <w:rPr>
+          <w:sz w:val="28"/>
+          <w:szCs w:val="28"/>
+        </w:rPr>
+        <w:t xml:space="preserve"> i </w:t>
+      </w:r>
+      <w:proofErr w:type="spellStart"/>
+      <w:r>
+        <w:rPr>
+          <w:sz w:val="28"/>
+          <w:szCs w:val="28"/>
+        </w:rPr>
+        <w:t>Basket</w:t>
+      </w:r>
+      <w:r>
+        <w:rPr>
+          <w:sz w:val="28"/>
+          <w:szCs w:val="28"/>
+        </w:rPr>
+        <w:t>DB</w:t>
+      </w:r>
+      <w:proofErr w:type="spellEnd"/>
+      <w:r>
+        <w:rPr>
+          <w:sz w:val="28"/>
+          <w:szCs w:val="28"/>
+        </w:rPr>
+        <w:t>:</w:t>
+      </w:r>
+    </w:p>
+    <w:p>
+      <w:pPr>
+        <w:rPr>
+          <w:sz w:val="28"/>
+          <w:szCs w:val="28"/>
+        </w:rPr>
+      </w:pPr>
+    </w:p>
+    <w:p>
+      <w:pPr>
+        <w:rPr>
+          <w:sz w:val="28"/>
+          <w:szCs w:val="28"/>
+        </w:rPr>
+      </w:pPr>
+    </w:p>
+    <w:p>
+      <w:pPr>
+        <w:rPr>
+          <w:sz w:val="28"/>
+          <w:szCs w:val="28"/>
+        </w:rPr>
+      </w:pPr>
+    </w:p>
+    <w:p>
+      <w:pPr>
+        <w:rPr>
+          <w:sz w:val="28"/>
+          <w:szCs w:val="28"/>
+        </w:rPr>
+      </w:pPr>
+    </w:p>
+    <w:p>
+      <w:pPr>
+        <w:pStyle w:val="Nagwek1"/>
+      </w:pPr>
+      <w:bookmarkStart w:id="22" w:name="_Toc162462500"/>
+      <w:r>
+        <w:lastRenderedPageBreak/>
+        <w:t xml:space="preserve">Testowanie </w:t>
+      </w:r>
+      <w:proofErr w:type="spellStart"/>
+      <w:r>
+        <w:t>ProductService</w:t>
+      </w:r>
+      <w:proofErr w:type="spellEnd"/>
+      <w:r>
+        <w:t xml:space="preserve"> DB</w:t>
+      </w:r>
+      <w:r>
+        <w:t>:</w:t>
+      </w:r>
+      <w:bookmarkEnd w:id="22"/>
+    </w:p>
+    <w:p>
+      <w:pPr>
+        <w:pStyle w:val="Nagwek2"/>
+      </w:pPr>
+      <w:bookmarkStart w:id="23" w:name="_Toc162462501"/>
+      <w:r>
+        <w:t>1.Dodanie produktu:</w:t>
+      </w:r>
+      <w:bookmarkEnd w:id="23"/>
+    </w:p>
+    <w:p>
+      <w:pPr>
+        <w:rPr>
+          <w:sz w:val="28"/>
+          <w:szCs w:val="28"/>
+        </w:rPr>
+      </w:pPr>
+    </w:p>
+    <w:p>
+      <w:pPr>
+        <w:rPr>
+          <w:sz w:val="28"/>
+          <w:szCs w:val="28"/>
+        </w:rPr>
+      </w:pPr>
+    </w:p>
+    <w:p>
+      <w:pPr>
+        <w:rPr>
+          <w:sz w:val="28"/>
+          <w:szCs w:val="28"/>
+        </w:rPr>
+      </w:pPr>
+      <w:r>
+        <w:rPr>
+          <w:sz w:val="28"/>
+          <w:szCs w:val="28"/>
+        </w:rPr>
+        <w:t>W bazie:</w:t>
+      </w:r>
+    </w:p>
+    <w:p>
+      <w:pPr>
+        <w:rPr>
+          <w:sz w:val="28"/>
+          <w:szCs w:val="28"/>
+        </w:rPr>
+      </w:pPr>
+    </w:p>
+    <w:p>
+      <w:pPr>
+        <w:rPr>
+          <w:sz w:val="28"/>
+          <w:szCs w:val="28"/>
+        </w:rPr>
+      </w:pPr>
+    </w:p>
+    <w:p>
+      <w:pPr>
+        <w:pStyle w:val="Nagwek2"/>
+      </w:pPr>
+      <w:bookmarkStart w:id="24" w:name="_Toc162462502"/>
+      <w:r>
+        <w:t>2. Aktywacja i dezaktywacja produktu:</w:t>
+      </w:r>
+      <w:bookmarkEnd w:id="24"/>
+    </w:p>
+    <w:p>
+      <w:pPr>
+        <w:rPr>
+          <w:sz w:val="28"/>
+          <w:szCs w:val="28"/>
+        </w:rPr>
+      </w:pPr>
+    </w:p>
+    <w:p>
+      <w:pPr>
+        <w:rPr>
+          <w:sz w:val="28"/>
+          <w:szCs w:val="28"/>
+        </w:rPr>
+      </w:pPr>
+    </w:p>
+    <w:p>
+      <w:pPr>
+        <w:rPr>
+          <w:sz w:val="28"/>
+          <w:szCs w:val="28"/>
+        </w:rPr>
+      </w:pPr>
+      <w:r>
+        <w:rPr>
+          <w:sz w:val="28"/>
+          <w:szCs w:val="28"/>
+        </w:rPr>
+        <w:t>Aktywacja:</w:t>
+      </w:r>
+    </w:p>
+    <w:p>
+      <w:pPr>
+        <w:rPr>
+          <w:sz w:val="28"/>
+          <w:szCs w:val="28"/>
+        </w:rPr>
+      </w:pPr>
+    </w:p>
+    <w:p>
+      <w:pPr>
+        <w:rPr>
+          <w:sz w:val="28"/>
+          <w:szCs w:val="28"/>
+        </w:rPr>
+      </w:pPr>
+    </w:p>
+    <w:p>
+      <w:pPr>
+        <w:rPr>
+          <w:sz w:val="28"/>
+          <w:szCs w:val="28"/>
+        </w:rPr>
+      </w:pPr>
+    </w:p>
+    <w:p>
+      <w:pPr>
+        <w:pStyle w:val="Nagwek2"/>
+      </w:pPr>
+      <w:bookmarkStart w:id="25" w:name="_Toc162462503"/>
+      <w:r>
+        <w:t>3. Pobieranie listy produktów:</w:t>
+      </w:r>
+      <w:bookmarkEnd w:id="25"/>
+    </w:p>
+    <w:p>
+      <w:pPr>
+        <w:rPr>
+          <w:sz w:val="28"/>
+          <w:szCs w:val="28"/>
+        </w:rPr>
+      </w:pPr>
+    </w:p>
+    <w:p>
+      <w:pPr>
+        <w:rPr>
+          <w:sz w:val="28"/>
+          <w:szCs w:val="28"/>
+        </w:rPr>
+      </w:pPr>
+    </w:p>
+    <w:p>
+      <w:pPr>
+        <w:rPr>
+          <w:sz w:val="28"/>
+          <w:szCs w:val="28"/>
+        </w:rPr>
+      </w:pPr>
+    </w:p>
+    <w:p>
+      <w:pPr>
+        <w:rPr>
+          <w:sz w:val="28"/>
+          <w:szCs w:val="28"/>
+        </w:rPr>
+      </w:pPr>
+    </w:p>
+    <w:p>
+      <w:pPr>
+        <w:pStyle w:val="Nagwek2"/>
+      </w:pPr>
+      <w:bookmarkStart w:id="26" w:name="_Toc162462504"/>
+      <w:r>
+        <w:t>4. Pobieranie produktu po ID:</w:t>
+      </w:r>
+      <w:bookmarkEnd w:id="26"/>
+    </w:p>
+    <w:p>
+      <w:pPr>
+        <w:rPr>
+          <w:sz w:val="28"/>
+          <w:szCs w:val="28"/>
+        </w:rPr>
+      </w:pPr>
+      <w:r>
+        <w:rPr>
+          <w:noProof/>
+          <w:lang w:eastAsia="pl-PL"/>
+        </w:rPr>
+        <w:drawing>
+          <wp:inline distT="0" distB="0" distL="0" distR="0" wp14:anchorId="2D252EC4" wp14:editId="067FD220">
+            <wp:extent cx="3971925" cy="2647950"/>
+            <wp:effectExtent l="0" t="0" r="9525" b="0"/>
+            <wp:docPr id="13" name="Obraz 1"/>
+            <wp:cNvGraphicFramePr>
+              <a:graphicFrameLocks xmlns:a="http://schemas.openxmlformats.org/drawingml/2006/main" noChangeAspect="1"/>
+            </wp:cNvGraphicFramePr>
+            <a:graphic xmlns:a="http://schemas.openxmlformats.org/drawingml/2006/main">
+              <a:graphicData uri="http://schemas.openxmlformats.org/drawingml/2006/picture">
+                <pic:pic xmlns:pic="http://schemas.openxmlformats.org/drawingml/2006/picture">
+                  <pic:nvPicPr>
+                    <pic:cNvPr id="1719935481" name=""/>
+                    <pic:cNvPicPr/>
+                  </pic:nvPicPr>
+                  <pic:blipFill>
+                    <a:blip r:embed="rId18"/>
+                    <a:stretch>
+                      <a:fillRect/>
+                    </a:stretch>
+                  </pic:blipFill>
+                  <pic:spPr>
+                    <a:xfrm>
+                      <a:off x="0" y="0"/>
+                      <a:ext cx="3971925" cy="2647950"/>
+                    </a:xfrm>
+                    <a:prstGeom prst="rect">
+                      <a:avLst/>
+                    </a:prstGeom>
+                  </pic:spPr>
+                </pic:pic>
+              </a:graphicData>
+            </a:graphic>
+          </wp:inline>
+        </w:drawing>
+      </w:r>
+    </w:p>
+    <w:p>
+      <w:pPr>
+        <w:rPr>
+          <w:sz w:val="28"/>
+          <w:szCs w:val="28"/>
+        </w:rPr>
+      </w:pPr>
+    </w:p>
+    <w:p>
+      <w:pPr>
+        <w:rPr>
+          <w:sz w:val="28"/>
+          <w:szCs w:val="28"/>
+        </w:rPr>
+      </w:pPr>
+    </w:p>
+    <w:p>
+      <w:pPr>
+        <w:pStyle w:val="Nagwek1"/>
+      </w:pPr>
+      <w:bookmarkStart w:id="27" w:name="_Toc162462505"/>
+      <w:r>
+        <w:t>Testowanie Basket Service</w:t>
+      </w:r>
+      <w:r>
+        <w:t xml:space="preserve"> DB</w:t>
+      </w:r>
+      <w:bookmarkEnd w:id="27"/>
+    </w:p>
+    <w:p>
+      <w:pPr>
+        <w:pStyle w:val="Nagwek2"/>
+        <w:numPr>
+          <w:ilvl w:val="0"/>
+          <w:numId w:val="2"/>
+        </w:numPr>
+      </w:pPr>
+      <w:bookmarkStart w:id="28" w:name="_Toc162462506"/>
+      <w:r>
+        <w:t>Dodanie produktu do koszyka</w:t>
+      </w:r>
+      <w:bookmarkEnd w:id="28"/>
+    </w:p>
+    <w:p/>
+    <w:p/>
+    <w:p>
+      <w:r>
+        <w:t>W bazie:</w:t>
+      </w:r>
+    </w:p>
+    <w:p/>
+    <w:p>
+      <w:pPr>
+        <w:rPr>
+          <w:b/>
+          <w:bCs/>
+        </w:rPr>
+      </w:pPr>
+      <w:r>
+        <w:rPr>
+          <w:b/>
+          <w:bCs/>
+        </w:rPr>
+        <w:br w:type="page"/>
+      </w:r>
+    </w:p>
+    <w:p>
+      <w:pPr>
+        <w:pStyle w:val="Nagwek2"/>
+        <w:numPr>
+          <w:ilvl w:val="0"/>
+          <w:numId w:val="2"/>
+        </w:numPr>
+      </w:pPr>
+      <w:bookmarkStart w:id="29" w:name="_Toc162462507"/>
+      <w:r>
+        <w:lastRenderedPageBreak/>
+        <w:t>Zmiana liczby produktów</w:t>
+      </w:r>
+      <w:bookmarkEnd w:id="29"/>
+    </w:p>
+    <w:p/>
+    <w:p/>
+    <w:p/>
+    <w:p>
+      <w:pPr>
+        <w:pStyle w:val="Nagwek2"/>
+        <w:numPr>
+          <w:ilvl w:val="0"/>
+          <w:numId w:val="2"/>
+        </w:numPr>
+      </w:pPr>
+      <w:bookmarkStart w:id="30" w:name="_Toc162462508"/>
+      <w:r>
+        <w:t>Usunięcie produktu z koszyka</w:t>
+      </w:r>
+      <w:bookmarkEnd w:id="30"/>
+    </w:p>
+    <w:p/>
+    <w:p/>
+    <w:p/>
+    <w:p/>
+    <w:p>
+      <w:r>
+        <w:t>Przed:</w:t>
+      </w:r>
+    </w:p>
+    <w:p/>
+    <w:p>
+      <w:r>
+        <w:t>Po:</w:t>
+      </w:r>
+    </w:p>
+    <w:p/>
+    <w:p/>
+    <w:p>
+      <w:pPr>
+        <w:pStyle w:val="Nagwek2"/>
+      </w:pPr>
+      <w:bookmarkStart w:id="31" w:name="_Toc162462509"/>
+      <w:r>
+        <w:t>4.Generowanie zamówienia:</w:t>
+      </w:r>
+      <w:bookmarkEnd w:id="31"/>
+    </w:p>
+    <w:p/>
+    <w:p>
+      <w:r>
+        <w:t>W bazie:</w:t>
+      </w:r>
+    </w:p>
+    <w:p/>
+    <w:p/>
+    <w:p/>
+    <w:p>
+      <w:r>
+        <w:t>5.Opłacenie zamówienia:</w:t>
+      </w:r>
+    </w:p>
+    <w:p/>
+    <w:p/>
+    <w:p>
+      <w:pPr>
+        <w:pStyle w:val="Nagwek1"/>
+      </w:pPr>
+      <w:r>
+        <w:t>KOD:</w:t>
+      </w:r>
+    </w:p>
+    <w:p>
+      <w:pPr>
+        <w:pStyle w:val="Nagwek2"/>
+      </w:pPr>
+      <w:r>
+        <w:t>1.Serwisy</w:t>
+      </w:r>
+      <w:bookmarkStart w:id="32" w:name="_GoBack"/>
+      <w:bookmarkEnd w:id="32"/>
+    </w:p>
+    <w:p>
+      <w:pPr>
+        <w:pStyle w:val="Nagwek2"/>
+      </w:pPr>
+      <w:r>
+        <w:t>2. Kontrolery</w:t>
+      </w:r>
+    </w:p>
+    <w:p>
+      <w:pPr>
+        <w:pStyle w:val="Nagwek2"/>
+      </w:pPr>
+      <w:r>
+        <w:t xml:space="preserve">3. </w:t>
+      </w:r>
+      <w:proofErr w:type="spellStart"/>
+      <w:r>
+        <w:t>Pordedury</w:t>
+      </w:r>
+      <w:proofErr w:type="spellEnd"/>
+    </w:p>
+    <w:p>
+      <w:pPr>
+        <w:pStyle w:val="Nagwek2"/>
+      </w:pPr>
+      <w:r>
+        <w:t xml:space="preserve">4. </w:t>
+      </w:r>
+      <w:proofErr w:type="spellStart"/>
+      <w:r>
+        <w:t>Trigger</w:t>
+      </w:r>
+      <w:proofErr w:type="spellEnd"/>
+    </w:p>
     <w:sectPr>
       <w:pgSz w:w="11906" w:h="16838"/>
       <w:pgMar w:top="1417" w:right="1417" w:bottom="1417" w:left="1417" w:header="708" w:footer="708" w:gutter="0"/>
@@ -2242,9 +3797,9 @@
 </file>
 
 <file path=word/numbering.xml><?xml version="1.0" encoding="utf-8"?>
-<w:numbering xmlns:wpc="http://schemas.microsoft.com/office/word/2010/wordprocessingCanvas" xmlns:cx="http://schemas.microsoft.com/office/drawing/2014/chartex" xmlns:cx1="http://schemas.microsoft.com/office/drawing/2015/9/8/chartex" xmlns:cx2="http://schemas.microsoft.com/office/drawing/2015/10/21/chartex" xmlns:cx3="http://schemas.microsoft.com/office/drawing/2016/5/9/chartex" xmlns:cx4="http://schemas.microsoft.com/office/drawing/2016/5/10/chartex" xmlns:cx5="http://schemas.microsoft.com/office/drawing/2016/5/11/chartex" xmlns:cx6="http://schemas.microsoft.com/office/drawing/2016/5/12/chartex" xmlns:cx7="http://schemas.microsoft.com/office/drawing/2016/5/13/chartex" xmlns:cx8="http://schemas.microsoft.com/office/drawing/2016/5/14/chartex" xmlns:mc="http://schemas.openxmlformats.org/markup-compatibility/2006" xmlns:aink="http://schemas.microsoft.com/office/drawing/2016/ink" xmlns:am3d="http://schemas.microsoft.com/office/drawing/2017/model3d" xmlns:o="urn:schemas-microsoft-com:office:office" xmlns:oel="http://schemas.microsoft.com/office/2019/extlst" xmlns:r="http://schemas.openxmlformats.org/officeDocument/2006/relationships" xmlns:m="http://schemas.openxmlformats.org/officeDocument/2006/math" xmlns:v="urn:schemas-microsoft-com:vml" xmlns:wp14="http://schemas.microsoft.com/office/word/2010/wordprocessingDrawing" xmlns:wp="http://schemas.openxmlformats.org/drawingml/2006/wordprocessingDrawing" xmlns:w10="urn:schemas-microsoft-com:office:word" xmlns:w="http://schemas.openxmlformats.org/wordprocessingml/2006/main" xmlns:w14="http://schemas.microsoft.com/office/word/2010/wordml" xmlns:w15="http://schemas.microsoft.com/office/word/2012/wordml" xmlns:w16cex="http://schemas.microsoft.com/office/word/2018/wordml/cex" xmlns:w16cid="http://schemas.microsoft.com/office/word/2016/wordml/cid" xmlns:w16="http://schemas.microsoft.com/office/word/2018/wordml" xmlns:w16du="http://schemas.microsoft.com/office/word/2023/wordml/word16du" xmlns:w16sdtdh="http://schemas.microsoft.com/office/word/2020/wordml/sdtdatahash" xmlns:w16se="http://schemas.microsoft.com/office/word/2015/wordml/symex" xmlns:wpg="http://schemas.microsoft.com/office/word/2010/wordprocessingGroup" xmlns:wpi="http://schemas.microsoft.com/office/word/2010/wordprocessingInk" xmlns:wne="http://schemas.microsoft.com/office/word/2006/wordml" xmlns:wps="http://schemas.microsoft.com/office/word/2010/wordprocessingShape" mc:Ignorable="w14 w15 w16se w16cid w16 w16cex w16sdtdh w16du wp14">
+<w:numbering xmlns:wpc="http://schemas.microsoft.com/office/word/2010/wordprocessingCanvas" xmlns:cx="http://schemas.microsoft.com/office/drawing/2014/chartex" xmlns:cx1="http://schemas.microsoft.com/office/drawing/2015/9/8/chartex" xmlns:mc="http://schemas.openxmlformats.org/markup-compatibility/2006" xmlns:o="urn:schemas-microsoft-com:office:office" xmlns:r="http://schemas.openxmlformats.org/officeDocument/2006/relationships" xmlns:m="http://schemas.openxmlformats.org/officeDocument/2006/math" xmlns:v="urn:schemas-microsoft-com:vml" xmlns:wp14="http://schemas.microsoft.com/office/word/2010/wordprocessingDrawing" xmlns:wp="http://schemas.openxmlformats.org/drawingml/2006/wordprocessingDrawing" xmlns:w10="urn:schemas-microsoft-com:office:word" xmlns:w="http://schemas.openxmlformats.org/wordprocessingml/2006/main" xmlns:w14="http://schemas.microsoft.com/office/word/2010/wordml" xmlns:w15="http://schemas.microsoft.com/office/word/2012/wordml" xmlns:w16se="http://schemas.microsoft.com/office/word/2015/wordml/symex" xmlns:wpg="http://schemas.microsoft.com/office/word/2010/wordprocessingGroup" xmlns:wpi="http://schemas.microsoft.com/office/word/2010/wordprocessingInk" xmlns:wne="http://schemas.microsoft.com/office/word/2006/wordml" xmlns:wps="http://schemas.microsoft.com/office/word/2010/wordprocessingShape" mc:Ignorable="w14 w15 w16se wp14">
   <w:abstractNum w:abstractNumId="0" w15:restartNumberingAfterBreak="0">
-    <w:nsid w:val="351B0F05"/>
+    <w:nsid w:val="1DAD1CE8"/>
     <w:multiLevelType w:val="hybridMultilevel"/>
     <w:tmpl w:val="BD6EC70C"/>
     <w:lvl w:ilvl="0" w:tplc="0415000F">
@@ -2332,14 +3887,198 @@
       </w:pPr>
     </w:lvl>
   </w:abstractNum>
-  <w:num w:numId="1" w16cid:durableId="154927165">
+  <w:abstractNum w:abstractNumId="1" w15:restartNumberingAfterBreak="0">
+    <w:nsid w:val="1E4A3D69"/>
+    <w:multiLevelType w:val="hybridMultilevel"/>
+    <w:tmpl w:val="9DD0DA4A"/>
+    <w:lvl w:ilvl="0" w:tplc="0415000F">
+      <w:start w:val="1"/>
+      <w:numFmt w:val="decimal"/>
+      <w:lvlText w:val="%1."/>
+      <w:lvlJc w:val="left"/>
+      <w:pPr>
+        <w:ind w:left="720" w:hanging="360"/>
+      </w:pPr>
+      <w:rPr>
+        <w:rFonts w:hint="default"/>
+      </w:rPr>
+    </w:lvl>
+    <w:lvl w:ilvl="1" w:tplc="04150019" w:tentative="1">
+      <w:start w:val="1"/>
+      <w:numFmt w:val="lowerLetter"/>
+      <w:lvlText w:val="%2."/>
+      <w:lvlJc w:val="left"/>
+      <w:pPr>
+        <w:ind w:left="1440" w:hanging="360"/>
+      </w:pPr>
+    </w:lvl>
+    <w:lvl w:ilvl="2" w:tplc="0415001B" w:tentative="1">
+      <w:start w:val="1"/>
+      <w:numFmt w:val="lowerRoman"/>
+      <w:lvlText w:val="%3."/>
+      <w:lvlJc w:val="right"/>
+      <w:pPr>
+        <w:ind w:left="2160" w:hanging="180"/>
+      </w:pPr>
+    </w:lvl>
+    <w:lvl w:ilvl="3" w:tplc="0415000F" w:tentative="1">
+      <w:start w:val="1"/>
+      <w:numFmt w:val="decimal"/>
+      <w:lvlText w:val="%4."/>
+      <w:lvlJc w:val="left"/>
+      <w:pPr>
+        <w:ind w:left="2880" w:hanging="360"/>
+      </w:pPr>
+    </w:lvl>
+    <w:lvl w:ilvl="4" w:tplc="04150019" w:tentative="1">
+      <w:start w:val="1"/>
+      <w:numFmt w:val="lowerLetter"/>
+      <w:lvlText w:val="%5."/>
+      <w:lvlJc w:val="left"/>
+      <w:pPr>
+        <w:ind w:left="3600" w:hanging="360"/>
+      </w:pPr>
+    </w:lvl>
+    <w:lvl w:ilvl="5" w:tplc="0415001B" w:tentative="1">
+      <w:start w:val="1"/>
+      <w:numFmt w:val="lowerRoman"/>
+      <w:lvlText w:val="%6."/>
+      <w:lvlJc w:val="right"/>
+      <w:pPr>
+        <w:ind w:left="4320" w:hanging="180"/>
+      </w:pPr>
+    </w:lvl>
+    <w:lvl w:ilvl="6" w:tplc="0415000F" w:tentative="1">
+      <w:start w:val="1"/>
+      <w:numFmt w:val="decimal"/>
+      <w:lvlText w:val="%7."/>
+      <w:lvlJc w:val="left"/>
+      <w:pPr>
+        <w:ind w:left="5040" w:hanging="360"/>
+      </w:pPr>
+    </w:lvl>
+    <w:lvl w:ilvl="7" w:tplc="04150019" w:tentative="1">
+      <w:start w:val="1"/>
+      <w:numFmt w:val="lowerLetter"/>
+      <w:lvlText w:val="%8."/>
+      <w:lvlJc w:val="left"/>
+      <w:pPr>
+        <w:ind w:left="5760" w:hanging="360"/>
+      </w:pPr>
+    </w:lvl>
+    <w:lvl w:ilvl="8" w:tplc="0415001B" w:tentative="1">
+      <w:start w:val="1"/>
+      <w:numFmt w:val="lowerRoman"/>
+      <w:lvlText w:val="%9."/>
+      <w:lvlJc w:val="right"/>
+      <w:pPr>
+        <w:ind w:left="6480" w:hanging="180"/>
+      </w:pPr>
+    </w:lvl>
+  </w:abstractNum>
+  <w:abstractNum w:abstractNumId="2" w15:restartNumberingAfterBreak="0">
+    <w:nsid w:val="351B0F05"/>
+    <w:multiLevelType w:val="hybridMultilevel"/>
+    <w:tmpl w:val="BD6EC70C"/>
+    <w:lvl w:ilvl="0" w:tplc="0415000F">
+      <w:start w:val="1"/>
+      <w:numFmt w:val="decimal"/>
+      <w:lvlText w:val="%1."/>
+      <w:lvlJc w:val="left"/>
+      <w:pPr>
+        <w:ind w:left="720" w:hanging="360"/>
+      </w:pPr>
+      <w:rPr>
+        <w:rFonts w:hint="default"/>
+      </w:rPr>
+    </w:lvl>
+    <w:lvl w:ilvl="1" w:tplc="04150019" w:tentative="1">
+      <w:start w:val="1"/>
+      <w:numFmt w:val="lowerLetter"/>
+      <w:lvlText w:val="%2."/>
+      <w:lvlJc w:val="left"/>
+      <w:pPr>
+        <w:ind w:left="1440" w:hanging="360"/>
+      </w:pPr>
+    </w:lvl>
+    <w:lvl w:ilvl="2" w:tplc="0415001B" w:tentative="1">
+      <w:start w:val="1"/>
+      <w:numFmt w:val="lowerRoman"/>
+      <w:lvlText w:val="%3."/>
+      <w:lvlJc w:val="right"/>
+      <w:pPr>
+        <w:ind w:left="2160" w:hanging="180"/>
+      </w:pPr>
+    </w:lvl>
+    <w:lvl w:ilvl="3" w:tplc="0415000F" w:tentative="1">
+      <w:start w:val="1"/>
+      <w:numFmt w:val="decimal"/>
+      <w:lvlText w:val="%4."/>
+      <w:lvlJc w:val="left"/>
+      <w:pPr>
+        <w:ind w:left="2880" w:hanging="360"/>
+      </w:pPr>
+    </w:lvl>
+    <w:lvl w:ilvl="4" w:tplc="04150019" w:tentative="1">
+      <w:start w:val="1"/>
+      <w:numFmt w:val="lowerLetter"/>
+      <w:lvlText w:val="%5."/>
+      <w:lvlJc w:val="left"/>
+      <w:pPr>
+        <w:ind w:left="3600" w:hanging="360"/>
+      </w:pPr>
+    </w:lvl>
+    <w:lvl w:ilvl="5" w:tplc="0415001B" w:tentative="1">
+      <w:start w:val="1"/>
+      <w:numFmt w:val="lowerRoman"/>
+      <w:lvlText w:val="%6."/>
+      <w:lvlJc w:val="right"/>
+      <w:pPr>
+        <w:ind w:left="4320" w:hanging="180"/>
+      </w:pPr>
+    </w:lvl>
+    <w:lvl w:ilvl="6" w:tplc="0415000F" w:tentative="1">
+      <w:start w:val="1"/>
+      <w:numFmt w:val="decimal"/>
+      <w:lvlText w:val="%7."/>
+      <w:lvlJc w:val="left"/>
+      <w:pPr>
+        <w:ind w:left="5040" w:hanging="360"/>
+      </w:pPr>
+    </w:lvl>
+    <w:lvl w:ilvl="7" w:tplc="04150019" w:tentative="1">
+      <w:start w:val="1"/>
+      <w:numFmt w:val="lowerLetter"/>
+      <w:lvlText w:val="%8."/>
+      <w:lvlJc w:val="left"/>
+      <w:pPr>
+        <w:ind w:left="5760" w:hanging="360"/>
+      </w:pPr>
+    </w:lvl>
+    <w:lvl w:ilvl="8" w:tplc="0415001B" w:tentative="1">
+      <w:start w:val="1"/>
+      <w:numFmt w:val="lowerRoman"/>
+      <w:lvlText w:val="%9."/>
+      <w:lvlJc w:val="right"/>
+      <w:pPr>
+        <w:ind w:left="6480" w:hanging="180"/>
+      </w:pPr>
+    </w:lvl>
+  </w:abstractNum>
+  <w:num w:numId="1">
+    <w:abstractNumId w:val="2"/>
+  </w:num>
+  <w:num w:numId="2">
     <w:abstractNumId w:val="0"/>
+  </w:num>
+  <w:num w:numId="3">
+    <w:abstractNumId w:val="1"/>
   </w:num>
 </w:numbering>
 </file>
 
 <file path=word/styles.xml><?xml version="1.0" encoding="utf-8"?>
-<w:styles xmlns:mc="http://schemas.openxmlformats.org/markup-compatibility/2006" xmlns:r="http://schemas.openxmlformats.org/officeDocument/2006/relationships" xmlns:w="http://schemas.openxmlformats.org/wordprocessingml/2006/main" xmlns:w14="http://schemas.microsoft.com/office/word/2010/wordml" xmlns:w15="http://schemas.microsoft.com/office/word/2012/wordml" xmlns:w16cex="http://schemas.microsoft.com/office/word/2018/wordml/cex" xmlns:w16cid="http://schemas.microsoft.com/office/word/2016/wordml/cid" xmlns:w16="http://schemas.microsoft.com/office/word/2018/wordml" xmlns:w16du="http://schemas.microsoft.com/office/word/2023/wordml/word16du" xmlns:w16sdtdh="http://schemas.microsoft.com/office/word/2020/wordml/sdtdatahash" xmlns:w16se="http://schemas.microsoft.com/office/word/2015/wordml/symex" mc:Ignorable="w14 w15 w16se w16cid w16 w16cex w16sdtdh w16du">
+<w:styles xmlns:mc="http://schemas.openxmlformats.org/markup-compatibility/2006" xmlns:r="http://schemas.openxmlformats.org/officeDocument/2006/relationships" xmlns:w="http://schemas.openxmlformats.org/wordprocessingml/2006/main" xmlns:w14="http://schemas.microsoft.com/office/word/2010/wordml" xmlns:w15="http://schemas.microsoft.com/office/word/2012/wordml" xmlns:w16se="http://schemas.microsoft.com/office/word/2015/wordml/symex" mc:Ignorable="w14 w15 w16se">
   <w:docDefaults>
     <w:rPrDefault>
       <w:rPr>
@@ -2357,7 +4096,7 @@
       </w:pPr>
     </w:pPrDefault>
   </w:docDefaults>
-  <w:latentStyles w:defLockedState="0" w:defUIPriority="99" w:defSemiHidden="0" w:defUnhideWhenUsed="0" w:defQFormat="0" w:count="376">
+  <w:latentStyles w:defLockedState="0" w:defUIPriority="99" w:defSemiHidden="0" w:defUnhideWhenUsed="0" w:defQFormat="0" w:count="371">
     <w:lsdException w:name="Normal" w:uiPriority="0" w:qFormat="1"/>
     <w:lsdException w:name="heading 1" w:uiPriority="9" w:qFormat="1"/>
     <w:lsdException w:name="heading 2" w:semiHidden="1" w:uiPriority="9" w:unhideWhenUsed="1" w:qFormat="1"/>
@@ -2729,11 +4468,6 @@
     <w:lsdException w:name="List Table 5 Dark Accent 6" w:uiPriority="50"/>
     <w:lsdException w:name="List Table 6 Colorful Accent 6" w:uiPriority="51"/>
     <w:lsdException w:name="List Table 7 Colorful Accent 6" w:uiPriority="52"/>
-    <w:lsdException w:name="Mention" w:semiHidden="1" w:unhideWhenUsed="1"/>
-    <w:lsdException w:name="Smart Hyperlink" w:semiHidden="1" w:unhideWhenUsed="1"/>
-    <w:lsdException w:name="Hashtag" w:semiHidden="1" w:unhideWhenUsed="1"/>
-    <w:lsdException w:name="Unresolved Mention" w:semiHidden="1" w:unhideWhenUsed="1"/>
-    <w:lsdException w:name="Smart Link" w:semiHidden="1" w:unhideWhenUsed="1"/>
   </w:latentStyles>
   <w:style w:type="paragraph" w:default="1" w:styleId="Normalny">
     <w:name w:val="Normal"/>
@@ -3202,7 +4936,7 @@
 </file>
 
 <file path=customXml/itemProps1.xml><?xml version="1.0" encoding="utf-8"?>
-<ds:datastoreItem xmlns:ds="http://schemas.openxmlformats.org/officeDocument/2006/customXml" ds:itemID="{7DF334E2-C95A-48D1-9CEF-B72D8E745050}">
+<ds:datastoreItem xmlns:ds="http://schemas.openxmlformats.org/officeDocument/2006/customXml" ds:itemID="{F27ED2C8-BA84-4FE5-B53C-2BCBBA38998D}">
   <ds:schemaRefs>
     <ds:schemaRef ds:uri="http://schemas.openxmlformats.org/officeDocument/2006/bibliography"/>
   </ds:schemaRefs>
